--- a/docs/docx/10_MERGE_ALGORITHM.docx
+++ b/docs/docx/10_MERGE_ALGORITHM.docx
@@ -125,7 +125,7 @@
           <w:b/>
           <w:bCs/>
         </w:rPr>
-        <w:t xml:space="preserve">3.10.696</w:t>
+        <w:t xml:space="preserve">3.10.798</w:t>
       </w:r>
       <w:r>
         <w:t xml:space="preserve">;</w:t>
